--- a/actividad.docx
+++ b/actividad.docx
@@ -11,7 +11,7 @@
       </w:r>
       <w:proofErr w:type="spellStart"/>
       <w:r>
-        <w:t>naimm</w:t>
+        <w:t>naim</w:t>
       </w:r>
       <w:proofErr w:type="spellEnd"/>
       <w:r>
@@ -258,7 +258,7 @@
           <w:noProof/>
         </w:rPr>
         <w:drawing>
-          <wp:inline distT="0" distB="0" distL="0" distR="0" wp14:anchorId="30505869" wp14:editId="27F2EDAC">
+          <wp:inline distT="0" distB="0" distL="0" distR="0" wp14:anchorId="30505869" wp14:editId="5E799C63">
             <wp:extent cx="5400040" cy="3037840"/>
             <wp:effectExtent l="0" t="0" r="0" b="0"/>
             <wp:docPr id="1511780996" name="Imagen 2"/>
@@ -913,6 +913,7 @@
   <w:style w:type="character" w:default="1" w:styleId="Fuentedeprrafopredeter">
     <w:name w:val="Default Paragraph Font"/>
     <w:uiPriority w:val="1"/>
+    <w:semiHidden/>
     <w:unhideWhenUsed/>
   </w:style>
   <w:style w:type="table" w:default="1" w:styleId="Tablanormal">
